--- a/15. 2 April 2026/Rapat Kesantrian.docx
+++ b/15. 2 April 2026/Rapat Kesantrian.docx
@@ -1377,7 +1377,60 @@
           <w:sz w:val="44"/>
           <w:szCs w:val="44"/>
         </w:rPr>
-        <w:t xml:space="preserve"> </w:t>
+        <w:t xml:space="preserve"> (USULAH KE SARPRAS)</w:t>
+      </w:r>
+    </w:p>
+    <w:p>
+      <w:pPr>
+        <w:rPr>
+          <w:sz w:val="44"/>
+          <w:szCs w:val="44"/>
+        </w:rPr>
+      </w:pPr>
+    </w:p>
+    <w:p>
+      <w:pPr>
+        <w:rPr>
+          <w:sz w:val="44"/>
+          <w:szCs w:val="44"/>
+        </w:rPr>
+      </w:pPr>
+      <w:r>
+        <w:rPr>
+          <w:sz w:val="44"/>
+          <w:szCs w:val="44"/>
+        </w:rPr>
+        <w:t>Di asrama putri, tambahan lampu: pakai lampu sorot, jemuran menyorot tandon</w:t>
+      </w:r>
+      <w:r>
+        <w:rPr>
+          <w:sz w:val="44"/>
+          <w:szCs w:val="44"/>
+        </w:rPr>
+        <w:t xml:space="preserve"> (USULAH KE SARPRAS)</w:t>
+      </w:r>
+    </w:p>
+    <w:p>
+      <w:pPr>
+        <w:rPr>
+          <w:sz w:val="44"/>
+          <w:szCs w:val="44"/>
+        </w:rPr>
+      </w:pPr>
+    </w:p>
+    <w:p>
+      <w:pPr>
+        <w:rPr>
+          <w:sz w:val="44"/>
+          <w:szCs w:val="44"/>
+        </w:rPr>
+      </w:pPr>
+      <w:r>
+        <w:rPr>
+          <w:sz w:val="44"/>
+          <w:szCs w:val="44"/>
+        </w:rPr>
+        <w:t xml:space="preserve">Dijadwal pembersihan tandon </w:t>
       </w:r>
       <w:r>
         <w:rPr>
@@ -1386,35 +1439,49 @@
         </w:rPr>
         <w:t>(USULAH KE SARPRAS)</w:t>
       </w:r>
-    </w:p>
-    <w:p>
-      <w:pPr>
-        <w:rPr>
-          <w:sz w:val="44"/>
-          <w:szCs w:val="44"/>
-        </w:rPr>
-      </w:pPr>
-    </w:p>
-    <w:p>
-      <w:pPr>
-        <w:rPr>
-          <w:sz w:val="44"/>
-          <w:szCs w:val="44"/>
-        </w:rPr>
-      </w:pPr>
-      <w:r>
-        <w:rPr>
-          <w:sz w:val="44"/>
-          <w:szCs w:val="44"/>
-        </w:rPr>
-        <w:t>Di asrama putri, tambahan lampu: pakai lampu sorot, jemuran menyorot tandon</w:t>
-      </w:r>
-      <w:r>
-        <w:rPr>
-          <w:sz w:val="44"/>
-          <w:szCs w:val="44"/>
-        </w:rPr>
-        <w:t xml:space="preserve"> </w:t>
+      <w:r>
+        <w:rPr>
+          <w:sz w:val="44"/>
+          <w:szCs w:val="44"/>
+        </w:rPr>
+        <w:t xml:space="preserve">. </w:t>
+      </w:r>
+      <w:r>
+        <w:rPr>
+          <w:sz w:val="44"/>
+          <w:szCs w:val="44"/>
+        </w:rPr>
+        <w:t>Ketika membersihkan tandon, harus ada yang mengkawal</w:t>
+      </w:r>
+      <w:r>
+        <w:rPr>
+          <w:sz w:val="44"/>
+          <w:szCs w:val="44"/>
+        </w:rPr>
+        <w:t xml:space="preserve"> dari pihak Sarpras</w:t>
+      </w:r>
+    </w:p>
+    <w:p>
+      <w:pPr>
+        <w:rPr>
+          <w:sz w:val="44"/>
+          <w:szCs w:val="44"/>
+        </w:rPr>
+      </w:pPr>
+    </w:p>
+    <w:p>
+      <w:pPr>
+        <w:rPr>
+          <w:sz w:val="44"/>
+          <w:szCs w:val="44"/>
+        </w:rPr>
+      </w:pPr>
+      <w:r>
+        <w:rPr>
+          <w:sz w:val="44"/>
+          <w:szCs w:val="44"/>
+        </w:rPr>
+        <w:t xml:space="preserve">Pintu samping dapur harus diperbaiki </w:t>
       </w:r>
       <w:r>
         <w:rPr>
@@ -1444,87 +1511,6 @@
           <w:sz w:val="44"/>
           <w:szCs w:val="44"/>
         </w:rPr>
-        <w:t xml:space="preserve">Dijadwal pembersihan tandon </w:t>
-      </w:r>
-      <w:r>
-        <w:rPr>
-          <w:sz w:val="44"/>
-          <w:szCs w:val="44"/>
-        </w:rPr>
-        <w:t>(USULAH KE SARPRAS)</w:t>
-      </w:r>
-      <w:r>
-        <w:rPr>
-          <w:sz w:val="44"/>
-          <w:szCs w:val="44"/>
-        </w:rPr>
-        <w:t xml:space="preserve">. </w:t>
-      </w:r>
-      <w:r>
-        <w:rPr>
-          <w:sz w:val="44"/>
-          <w:szCs w:val="44"/>
-        </w:rPr>
-        <w:t>Ketika membersihkan tandon, harus ada yang mengkawal</w:t>
-      </w:r>
-      <w:r>
-        <w:rPr>
-          <w:sz w:val="44"/>
-          <w:szCs w:val="44"/>
-        </w:rPr>
-        <w:t xml:space="preserve"> dari pihak Sarpras</w:t>
-      </w:r>
-    </w:p>
-    <w:p>
-      <w:pPr>
-        <w:rPr>
-          <w:sz w:val="44"/>
-          <w:szCs w:val="44"/>
-        </w:rPr>
-      </w:pPr>
-    </w:p>
-    <w:p>
-      <w:pPr>
-        <w:rPr>
-          <w:sz w:val="44"/>
-          <w:szCs w:val="44"/>
-        </w:rPr>
-      </w:pPr>
-      <w:r>
-        <w:rPr>
-          <w:sz w:val="44"/>
-          <w:szCs w:val="44"/>
-        </w:rPr>
-        <w:t xml:space="preserve">Pintu samping dapur harus diperbaiki </w:t>
-      </w:r>
-      <w:r>
-        <w:rPr>
-          <w:sz w:val="44"/>
-          <w:szCs w:val="44"/>
-        </w:rPr>
-        <w:t>(USULAH KE SARPRAS)</w:t>
-      </w:r>
-    </w:p>
-    <w:p>
-      <w:pPr>
-        <w:rPr>
-          <w:sz w:val="44"/>
-          <w:szCs w:val="44"/>
-        </w:rPr>
-      </w:pPr>
-    </w:p>
-    <w:p>
-      <w:pPr>
-        <w:rPr>
-          <w:sz w:val="44"/>
-          <w:szCs w:val="44"/>
-        </w:rPr>
-      </w:pPr>
-      <w:r>
-        <w:rPr>
-          <w:sz w:val="44"/>
-          <w:szCs w:val="44"/>
-        </w:rPr>
         <w:t>Santri bersih-bersih gudang Ahad ini</w:t>
       </w:r>
       <w:r>
@@ -1533,6 +1519,29 @@
           <w:szCs w:val="44"/>
         </w:rPr>
         <w:t xml:space="preserve"> (5 April)</w:t>
+      </w:r>
+    </w:p>
+    <w:p>
+      <w:pPr>
+        <w:rPr>
+          <w:sz w:val="44"/>
+          <w:szCs w:val="44"/>
+        </w:rPr>
+      </w:pPr>
+    </w:p>
+    <w:p>
+      <w:pPr>
+        <w:rPr>
+          <w:sz w:val="44"/>
+          <w:szCs w:val="44"/>
+        </w:rPr>
+      </w:pPr>
+      <w:r>
+        <w:rPr>
+          <w:sz w:val="44"/>
+          <w:szCs w:val="44"/>
+        </w:rPr>
+        <w:t>Rapat kesantrian berikutnya : 6 Mei 2026</w:t>
       </w:r>
     </w:p>
     <w:sectPr>
